--- a/benchmark/outputs/gold/resume_014_B.docx
+++ b/benchmark/outputs/gold/resume_014_B.docx
@@ -20,7 +20,7 @@
         <w:tblInd w:w="0.0" w:type="dxa"/>
       </w:tblPr>
       <w:tblGrid>
-        <w:gridCol w:w="11186"/>
+        <w:gridCol w:w="9746"/>
       </w:tblGrid>
       <w:tr>
         <w:trPr>
@@ -47,7 +47,7 @@
             </w:pPr>
             <w:r>
               <w:rPr>
-                <w:rFonts w:ascii="Helvetica" w:hAnsi="Helvetica" w:eastAsia="Helvetica"/>
+                <w:rFonts w:ascii="Arial" w:hAnsi="Arial" w:eastAsia="Helvetica"/>
                 <w:b/>
                 <w:i w:val="0"/>
                 <w:color w:val="1E1E23"/>
@@ -60,7 +60,7 @@
             </w:r>
             <w:r>
               <w:rPr>
-                <w:rFonts w:ascii="Helvetica" w:hAnsi="Helvetica" w:eastAsia="Helvetica"/>
+                <w:rFonts w:ascii="Arial" w:hAnsi="Arial" w:eastAsia="Helvetica"/>
                 <w:b/>
                 <w:i w:val="0"/>
                 <w:color w:val="1E1E23"/>
@@ -78,13 +78,13 @@
         <w:autoSpaceDE w:val="0"/>
         <w:pStyle w:val="Heading1"/>
         <w:widowControl/>
-        <w:spacing w:line="248" w:lineRule="exact" w:before="240" w:after="80"/>
+        <w:spacing w:line="248" w:lineRule="exact" w:before="324" w:after="0"/>
         <w:ind w:left="480" w:right="0" w:firstLine="0"/>
         <w:jc w:val="left"/>
       </w:pPr>
       <w:r>
         <w:rPr>
-          <w:rFonts w:ascii="Helvetica" w:hAnsi="Helvetica" w:eastAsia="Helvetica"/>
+          <w:rFonts w:ascii="Arial" w:hAnsi="Arial" w:eastAsia="Helvetica"/>
           <w:b/>
           <w:i w:val="0"/>
           <w:color w:val="72727A"/>
@@ -104,7 +104,7 @@
       </w:pPr>
       <w:r>
         <w:rPr>
-          <w:rFonts w:ascii="Helvetica" w:hAnsi="Helvetica" w:eastAsia="Helvetica"/>
+          <w:rFonts w:ascii="Arial" w:hAnsi="Arial" w:eastAsia="Helvetica"/>
           <w:b w:val="0"/>
           <w:i w:val="0"/>
           <w:color w:val="1E1E23"/>
@@ -114,7 +114,7 @@
       </w:r>
       <w:r>
         <w:rPr>
-          <w:rFonts w:ascii="Helvetica" w:hAnsi="Helvetica" w:eastAsia="Helvetica"/>
+          <w:rFonts w:ascii="Arial" w:hAnsi="Arial" w:eastAsia="Helvetica"/>
           <w:b w:val="0"/>
           <w:i w:val="0"/>
           <w:color w:val="1E1E23"/>
@@ -127,7 +127,7 @@
       </w:r>
       <w:r>
         <w:rPr>
-          <w:rFonts w:ascii="Helvetica" w:hAnsi="Helvetica" w:eastAsia="Helvetica"/>
+          <w:rFonts w:ascii="Arial" w:hAnsi="Arial" w:eastAsia="Helvetica"/>
           <w:b w:val="0"/>
           <w:i w:val="0"/>
           <w:color w:val="1E1E23"/>
@@ -148,7 +148,7 @@
       </w:pPr>
       <w:r>
         <w:rPr>
-          <w:rFonts w:ascii="Helvetica" w:hAnsi="Helvetica" w:eastAsia="Helvetica"/>
+          <w:rFonts w:ascii="Arial" w:hAnsi="Arial" w:eastAsia="Helvetica"/>
           <w:b/>
           <w:i w:val="0"/>
           <w:color w:val="72727A"/>
@@ -168,7 +168,7 @@
       </w:pPr>
       <w:r>
         <w:rPr>
-          <w:rFonts w:ascii="Helvetica" w:hAnsi="Helvetica" w:eastAsia="Helvetica"/>
+          <w:rFonts w:ascii="Arial" w:hAnsi="Arial" w:eastAsia="Helvetica"/>
           <w:b w:val="0"/>
           <w:i w:val="0"/>
           <w:color w:val="1E1E23"/>
@@ -181,7 +181,7 @@
       </w:r>
       <w:r>
         <w:rPr>
-          <w:rFonts w:ascii="Helvetica" w:hAnsi="Helvetica" w:eastAsia="Helvetica"/>
+          <w:rFonts w:ascii="Arial" w:hAnsi="Arial" w:eastAsia="Helvetica"/>
           <w:b w:val="0"/>
           <w:i w:val="0"/>
           <w:color w:val="1E1E23"/>
@@ -194,7 +194,7 @@
       </w:r>
       <w:r>
         <w:rPr>
-          <w:rFonts w:ascii="Helvetica" w:hAnsi="Helvetica" w:eastAsia="Helvetica"/>
+          <w:rFonts w:ascii="Arial" w:hAnsi="Arial" w:eastAsia="Helvetica"/>
           <w:b w:val="0"/>
           <w:i w:val="0"/>
           <w:color w:val="1E1E23"/>
@@ -207,7 +207,7 @@
       </w:r>
       <w:r>
         <w:rPr>
-          <w:rFonts w:ascii="Helvetica" w:hAnsi="Helvetica" w:eastAsia="Helvetica"/>
+          <w:rFonts w:ascii="Arial" w:hAnsi="Arial" w:eastAsia="Helvetica"/>
           <w:b w:val="0"/>
           <w:i w:val="0"/>
           <w:color w:val="1E1E23"/>
@@ -220,7 +220,7 @@
       </w:r>
       <w:r>
         <w:rPr>
-          <w:rFonts w:ascii="Helvetica" w:hAnsi="Helvetica" w:eastAsia="Helvetica"/>
+          <w:rFonts w:ascii="Arial" w:hAnsi="Arial" w:eastAsia="Helvetica"/>
           <w:b w:val="0"/>
           <w:i w:val="0"/>
           <w:color w:val="1E1E23"/>
@@ -233,7 +233,7 @@
       </w:r>
       <w:r>
         <w:rPr>
-          <w:rFonts w:ascii="Helvetica" w:hAnsi="Helvetica" w:eastAsia="Helvetica"/>
+          <w:rFonts w:ascii="Arial" w:hAnsi="Arial" w:eastAsia="Helvetica"/>
           <w:b w:val="0"/>
           <w:i w:val="0"/>
           <w:color w:val="1E1E23"/>
@@ -246,7 +246,7 @@
       </w:r>
       <w:r>
         <w:rPr>
-          <w:rFonts w:ascii="Helvetica" w:hAnsi="Helvetica" w:eastAsia="Helvetica"/>
+          <w:rFonts w:ascii="Arial" w:hAnsi="Arial" w:eastAsia="Helvetica"/>
           <w:b w:val="0"/>
           <w:i w:val="0"/>
           <w:color w:val="1E1E23"/>
@@ -263,7 +263,7 @@
         <w:tblInd w:w="240.0" w:type="dxa"/>
       </w:tblPr>
       <w:tblGrid>
-        <w:gridCol w:w="11186"/>
+        <w:gridCol w:w="9746"/>
       </w:tblGrid>
       <w:tr>
         <w:trPr>
@@ -290,7 +290,7 @@
             </w:pPr>
             <w:r>
               <w:rPr>
-                <w:rFonts w:ascii="Helvetica" w:hAnsi="Helvetica" w:eastAsia="Helvetica"/>
+                <w:rFonts w:ascii="Arial" w:hAnsi="Arial" w:eastAsia="Helvetica"/>
                 <w:b w:val="0"/>
                 <w:i w:val="0"/>
                 <w:color w:val="1E1E23"/>
@@ -337,7 +337,7 @@
       </w:pPr>
       <w:r>
         <w:rPr>
-          <w:rFonts w:ascii="Helvetica" w:hAnsi="Helvetica" w:eastAsia="Helvetica"/>
+          <w:rFonts w:ascii="Arial" w:hAnsi="Arial" w:eastAsia="Helvetica"/>
           <w:b/>
           <w:i w:val="0"/>
           <w:color w:val="1E1E23"/>
@@ -360,7 +360,7 @@
       </w:pPr>
       <w:r>
         <w:rPr>
-          <w:rFonts w:ascii="Helvetica" w:hAnsi="Helvetica" w:eastAsia="Helvetica"/>
+          <w:rFonts w:ascii="Arial" w:hAnsi="Arial" w:eastAsia="Helvetica"/>
           <w:b/>
           <w:i w:val="0"/>
           <w:color w:val="1E1E23"/>
@@ -373,7 +373,7 @@
       </w:r>
       <w:r>
         <w:rPr>
-          <w:rFonts w:ascii="Helvetica" w:hAnsi="Helvetica" w:eastAsia="Helvetica"/>
+          <w:rFonts w:ascii="Arial" w:hAnsi="Arial" w:eastAsia="Helvetica"/>
           <w:b w:val="0"/>
           <w:i/>
           <w:color w:val="72727A"/>
@@ -397,7 +397,7 @@
       </w:pPr>
       <w:r>
         <w:rPr>
-          <w:rFonts w:ascii="Helvetica" w:hAnsi="Helvetica" w:eastAsia="Helvetica"/>
+          <w:rFonts w:ascii="Arial" w:hAnsi="Arial" w:eastAsia="Helvetica"/>
           <w:b w:val="0"/>
           <w:i w:val="0"/>
           <w:color w:val="1E1E23"/>
@@ -407,7 +407,7 @@
       </w:r>
       <w:r>
         <w:rPr>
-          <w:rFonts w:ascii="Helvetica" w:hAnsi="Helvetica" w:eastAsia="Helvetica"/>
+          <w:rFonts w:ascii="Arial" w:hAnsi="Arial" w:eastAsia="Helvetica"/>
           <w:b w:val="0"/>
           <w:i w:val="0"/>
           <w:color w:val="1E1E23"/>
@@ -417,7 +417,7 @@
       </w:r>
       <w:r>
         <w:rPr>
-          <w:rFonts w:ascii="Helvetica" w:hAnsi="Helvetica" w:eastAsia="Helvetica"/>
+          <w:rFonts w:ascii="Arial" w:hAnsi="Arial" w:eastAsia="Helvetica"/>
           <w:b w:val="0"/>
           <w:i w:val="0"/>
           <w:color w:val="1E1E23"/>
@@ -441,7 +441,7 @@
       </w:pPr>
       <w:r>
         <w:rPr>
-          <w:rFonts w:ascii="Helvetica" w:hAnsi="Helvetica" w:eastAsia="Helvetica"/>
+          <w:rFonts w:ascii="Arial" w:hAnsi="Arial" w:eastAsia="Helvetica"/>
           <w:b w:val="0"/>
           <w:i w:val="0"/>
           <w:color w:val="1E1E23"/>
@@ -451,7 +451,7 @@
       </w:r>
       <w:r>
         <w:rPr>
-          <w:rFonts w:ascii="Helvetica" w:hAnsi="Helvetica" w:eastAsia="Helvetica"/>
+          <w:rFonts w:ascii="Arial" w:hAnsi="Arial" w:eastAsia="Helvetica"/>
           <w:b w:val="0"/>
           <w:i w:val="0"/>
           <w:color w:val="1E1E23"/>
@@ -474,7 +474,7 @@
       </w:pPr>
       <w:r>
         <w:rPr>
-          <w:rFonts w:ascii="Helvetica" w:hAnsi="Helvetica" w:eastAsia="Helvetica"/>
+          <w:rFonts w:ascii="Arial" w:hAnsi="Arial" w:eastAsia="Helvetica"/>
           <w:b/>
           <w:i w:val="0"/>
           <w:color w:val="1E1E23"/>
@@ -487,7 +487,7 @@
       </w:r>
       <w:r>
         <w:rPr>
-          <w:rFonts w:ascii="Helvetica" w:hAnsi="Helvetica" w:eastAsia="Helvetica"/>
+          <w:rFonts w:ascii="Arial" w:hAnsi="Arial" w:eastAsia="Helvetica"/>
           <w:b w:val="0"/>
           <w:i/>
           <w:color w:val="72727A"/>
@@ -511,7 +511,7 @@
       </w:pPr>
       <w:r>
         <w:rPr>
-          <w:rFonts w:ascii="Helvetica" w:hAnsi="Helvetica" w:eastAsia="Helvetica"/>
+          <w:rFonts w:ascii="Arial" w:hAnsi="Arial" w:eastAsia="Helvetica"/>
           <w:b w:val="0"/>
           <w:i w:val="0"/>
           <w:color w:val="1E1E23"/>
@@ -521,7 +521,7 @@
       </w:r>
       <w:r>
         <w:rPr>
-          <w:rFonts w:ascii="Helvetica" w:hAnsi="Helvetica" w:eastAsia="Helvetica"/>
+          <w:rFonts w:ascii="Arial" w:hAnsi="Arial" w:eastAsia="Helvetica"/>
           <w:b w:val="0"/>
           <w:i w:val="0"/>
           <w:color w:val="1E1E23"/>
@@ -545,7 +545,7 @@
       </w:pPr>
       <w:r>
         <w:rPr>
-          <w:rFonts w:ascii="Helvetica" w:hAnsi="Helvetica" w:eastAsia="Helvetica"/>
+          <w:rFonts w:ascii="Arial" w:hAnsi="Arial" w:eastAsia="Helvetica"/>
           <w:b w:val="0"/>
           <w:i w:val="0"/>
           <w:color w:val="1E1E23"/>
@@ -569,7 +569,7 @@
       </w:pPr>
       <w:r>
         <w:rPr>
-          <w:rFonts w:ascii="Helvetica" w:hAnsi="Helvetica" w:eastAsia="Helvetica"/>
+          <w:rFonts w:ascii="Arial" w:hAnsi="Arial" w:eastAsia="Helvetica"/>
           <w:b w:val="0"/>
           <w:i w:val="0"/>
           <w:color w:val="1E1E23"/>
@@ -592,7 +592,7 @@
       </w:pPr>
       <w:r>
         <w:rPr>
-          <w:rFonts w:ascii="Helvetica" w:hAnsi="Helvetica" w:eastAsia="Helvetica"/>
+          <w:rFonts w:ascii="Arial" w:hAnsi="Arial" w:eastAsia="Helvetica"/>
           <w:b/>
           <w:i w:val="0"/>
           <w:color w:val="1E1E23"/>
@@ -605,7 +605,7 @@
       </w:r>
       <w:r>
         <w:rPr>
-          <w:rFonts w:ascii="Helvetica" w:hAnsi="Helvetica" w:eastAsia="Helvetica"/>
+          <w:rFonts w:ascii="Arial" w:hAnsi="Arial" w:eastAsia="Helvetica"/>
           <w:b w:val="0"/>
           <w:i/>
           <w:color w:val="72727A"/>
@@ -629,7 +629,7 @@
       </w:pPr>
       <w:r>
         <w:rPr>
-          <w:rFonts w:ascii="Helvetica" w:hAnsi="Helvetica" w:eastAsia="Helvetica"/>
+          <w:rFonts w:ascii="Arial" w:hAnsi="Arial" w:eastAsia="Helvetica"/>
           <w:b w:val="0"/>
           <w:i w:val="0"/>
           <w:color w:val="1E1E23"/>
@@ -639,7 +639,7 @@
       </w:r>
       <w:r>
         <w:rPr>
-          <w:rFonts w:ascii="Helvetica" w:hAnsi="Helvetica" w:eastAsia="Helvetica"/>
+          <w:rFonts w:ascii="Arial" w:hAnsi="Arial" w:eastAsia="Helvetica"/>
           <w:b w:val="0"/>
           <w:i w:val="0"/>
           <w:color w:val="1E1E23"/>
@@ -660,7 +660,7 @@
       </w:pPr>
       <w:r>
         <w:rPr>
-          <w:rFonts w:ascii="Helvetica" w:hAnsi="Helvetica" w:eastAsia="Helvetica"/>
+          <w:rFonts w:ascii="Arial" w:hAnsi="Arial" w:eastAsia="Helvetica"/>
           <w:b/>
           <w:i w:val="0"/>
           <w:color w:val="1E1E23"/>
@@ -680,7 +680,7 @@
       </w:pPr>
       <w:r>
         <w:rPr>
-          <w:rFonts w:ascii="Helvetica" w:hAnsi="Helvetica" w:eastAsia="Helvetica"/>
+          <w:rFonts w:ascii="Arial" w:hAnsi="Arial" w:eastAsia="Helvetica"/>
           <w:b w:val="0"/>
           <w:i w:val="0"/>
           <w:color w:val="1E1E23"/>
